--- a/shinmok1/pack/2610/H1MOGO26-10_35_SET.docx
+++ b/shinmok1/pack/2610/H1MOGO26-10_35_SET.docx
@@ -1014,7 +1014,7 @@
           <w:sz w:val="16"/>
           <w:u w:val="none"/>
         </w:rPr>
-        <w:t xml:space="preserve">  주어진 말을 모두 사용 · 필요한 단어 1개만 어형 변형</w:t>
+        <w:t xml:space="preserve">  주어진 말을 모두 사용 · 어형 변형 3곳 · 조건의 단어 수·구문을 지킬 것</w:t>
       </w:r>
     </w:p>
     <w:p>
@@ -1038,9 +1038,19 @@
           <w:rFonts w:ascii="맑은 고딕" w:hAnsi="맑은 고딕" w:eastAsia="맑은 고딕"/>
           <w:b w:val="0"/>
           <w:sz w:val="17"/>
-          <w:u w:val="none"/>
-        </w:rPr>
-        <w:t>이러한 지정은 임상적 평가와 조직의 책임을 재구성하여, 관심을 시스템 차원의 예방으로 옮긴다.</w:t>
+          <w:u w:val="single"/>
+        </w:rPr>
+        <w:t>This designation reframes clinical assessment and organizational responsibility, shifting attention to systemic prevention.</w:t>
+      </w:r>
+      <w:r>
+        <w:rPr>
+          <w:rFonts w:ascii="맑은 고딕" w:hAnsi="맑은 고딕" w:eastAsia="맑은 고딕"/>
+          <w:b w:val="0"/>
+          <w:sz w:val="17"/>
+          <w:u w:val="none"/>
+        </w:rPr>
+        <w:br/>
+        <w:t>&lt;조건&gt; 밑줄 친 영문과 같은 뜻이 되도록 · 구문: 전치사(by / toward) + 동명사 · 총 18단어</w:t>
       </w:r>
     </w:p>
     <w:p>
@@ -1057,7 +1067,7 @@
           <w:sz w:val="17"/>
           <w:u w:val="none"/>
         </w:rPr>
-        <w:t>reframes / clinical assessment / this designation / and / attention / shift / organizational responsibility / to / systemic prevention</w:t>
+        <w:t>organizational responsibility / by / clinical assessment / reframe / turn / this designation / attention / and / toward / prevent / burnout / at the system level</w:t>
       </w:r>
     </w:p>
     <w:p>
@@ -1790,25 +1800,7 @@
           <w:sz w:val="17"/>
           <w:u w:val="none"/>
         </w:rPr>
-        <w:t xml:space="preserve"> 윗글의 밑줄 친 </w:t>
-      </w:r>
-      <w:r>
-        <w:rPr>
-          <w:rFonts w:ascii="맑은 고딕" w:hAnsi="맑은 고딕" w:eastAsia="맑은 고딕"/>
-          <w:b w:val="0"/>
-          <w:sz w:val="17"/>
-          <w:u w:val="single"/>
-        </w:rPr>
-        <w:t>opens the door to systemic interventions and policy-level changes</w:t>
-      </w:r>
-      <w:r>
-        <w:rPr>
-          <w:rFonts w:ascii="맑은 고딕" w:hAnsi="맑은 고딕" w:eastAsia="맑은 고딕"/>
-          <w:b w:val="0"/>
-          <w:sz w:val="17"/>
-          <w:u w:val="none"/>
-        </w:rPr>
-        <w:t>가 의미하는 바로 가장 적절한 것은? [3.0점]</w:t>
+        <w:t xml:space="preserve"> (A)와 (B)는 윗글에 대한 아래 &lt;질문&gt;의 답이다. &lt;평가 기준&gt;에 따라 각 답변을 채점했을 때, 각 답변에 대한 점수로 바르게 짝지어진 것은? [3.0점]</w:t>
       </w:r>
     </w:p>
     <w:p>
@@ -1831,17 +1823,68 @@
           <w:sz w:val="17"/>
           <w:u w:val="none"/>
         </w:rPr>
-        <w:t xml:space="preserve">When the WHO classified burnout as a work-related phenomenon in 2019, it was a turning point in how people talk about mental health at work. Employers are encouraged to make structural changes instead of leaning only on fixes aimed at the individual worker. It signaled a shift away from viewing burnout as a personal failing or a matter of individual resilience, toward understanding it as a structural issue rooted in organizational culture, leadership practices, and the broader socio-economic context of work. This reframing is essential, as it </w:t>
-      </w:r>
+        <w:t>When the WHO classified burnout as a work-related phenomenon in 2019, it was a turning point in how people talk about mental health at work. The new label changes both how clinicians judge the condition and what organizations are expected to do about it, moving the focus toward preventing it at the level of the whole system. Employers are encouraged to make structural changes instead of leaning only on fixes aimed at the individual worker. The decision marked a move away from seeing burnout as a personal weakness or a question of how tough an individual is, and toward seeing it as a problem built into company culture, the way leaders behave, and the wider economic conditions of work. This new way of framing the problem matters, because it makes system-wide action and policy change possible rather than leaving each person to manage or adjust on their own.</w:t>
+      </w:r>
+    </w:p>
+    <w:p>
+      <w:pPr>
+        <w:spacing w:before="0" w:after="0" w:line="288" w:lineRule="auto"/>
+        <w:ind w:left="40"/>
+        <w:snapToGrid w:val="0"/>
+        <w:pBdr>
+          <w:top w:val="single" w:sz="4" w:space="2" w:color="9B6BD0"/>
+          <w:left w:val="single" w:sz="4" w:space="2" w:color="9B6BD0"/>
+          <w:bottom w:val="single" w:sz="4" w:space="2" w:color="9B6BD0"/>
+          <w:right w:val="single" w:sz="4" w:space="2" w:color="9B6BD0"/>
+        </w:pBdr>
+        <w:shd w:val="clear" w:color="auto" w:fill="FAF5FF"/>
+      </w:pPr>
+      <w:r>
+        <w:rPr>
+          <w:rFonts w:ascii="맑은 고딕" w:hAnsi="맑은 고딕" w:eastAsia="맑은 고딕"/>
+          <w:b/>
+          <w:sz w:val="17"/>
+          <w:u w:val="none"/>
+        </w:rPr>
+        <w:t>&lt;조 건&gt;</w:t>
+      </w:r>
+    </w:p>
+    <w:p>
+      <w:pPr>
+        <w:spacing w:before="0" w:after="0" w:line="288" w:lineRule="auto"/>
+        <w:ind w:left="40"/>
+        <w:snapToGrid w:val="0"/>
+        <w:pBdr>
+          <w:top w:val="single" w:sz="4" w:space="2" w:color="9B6BD0"/>
+          <w:left w:val="single" w:sz="4" w:space="2" w:color="9B6BD0"/>
+          <w:bottom w:val="single" w:sz="4" w:space="2" w:color="9B6BD0"/>
+          <w:right w:val="single" w:sz="4" w:space="2" w:color="9B6BD0"/>
+        </w:pBdr>
+        <w:shd w:val="clear" w:color="auto" w:fill="FAF5FF"/>
+      </w:pPr>
       <w:r>
         <w:rPr>
           <w:rFonts w:ascii="맑은 고딕" w:hAnsi="맑은 고딕" w:eastAsia="맑은 고딕"/>
           <w:b w:val="0"/>
           <w:sz w:val="17"/>
-          <w:u w:val="single"/>
-        </w:rPr>
-        <w:t>opens the door to systemic interventions and policy-level changes</w:t>
-      </w:r>
+          <w:u w:val="none"/>
+        </w:rPr>
+        <w:t>&lt;질문&gt; According to the passage, what did the WHO’s recognition of burnout in 2019 change?</w:t>
+      </w:r>
+    </w:p>
+    <w:p>
+      <w:pPr>
+        <w:spacing w:before="0" w:after="0" w:line="288" w:lineRule="auto"/>
+        <w:ind w:left="40"/>
+        <w:snapToGrid w:val="0"/>
+        <w:pBdr>
+          <w:top w:val="single" w:sz="4" w:space="2" w:color="9B6BD0"/>
+          <w:left w:val="single" w:sz="4" w:space="2" w:color="9B6BD0"/>
+          <w:bottom w:val="single" w:sz="4" w:space="2" w:color="9B6BD0"/>
+          <w:right w:val="single" w:sz="4" w:space="2" w:color="9B6BD0"/>
+        </w:pBdr>
+        <w:shd w:val="clear" w:color="auto" w:fill="FAF5FF"/>
+      </w:pPr>
       <w:r>
         <w:rPr>
           <w:rFonts w:ascii="맑은 고딕" w:hAnsi="맑은 고딕" w:eastAsia="맑은 고딕"/>
@@ -1849,7 +1892,122 @@
           <w:sz w:val="17"/>
           <w:u w:val="none"/>
         </w:rPr>
-        <w:t xml:space="preserve"> rather than placing the burden solely on individuals to cope or adapt.</w:t>
+        <w:t>&lt;평가 기준&gt; 2 points: the answer includes BOTH — (i) burnout is no longer seen as a personal failing or a lack of individual resilience but as a structural problem rooted in the organization and its context, AND (ii) this opens the way to system-level interventions and policy changes instead of leaving the burden on individuals.</w:t>
+      </w:r>
+    </w:p>
+    <w:p>
+      <w:pPr>
+        <w:spacing w:before="0" w:after="0" w:line="288" w:lineRule="auto"/>
+        <w:ind w:left="40"/>
+        <w:snapToGrid w:val="0"/>
+        <w:pBdr>
+          <w:top w:val="single" w:sz="4" w:space="2" w:color="9B6BD0"/>
+          <w:left w:val="single" w:sz="4" w:space="2" w:color="9B6BD0"/>
+          <w:bottom w:val="single" w:sz="4" w:space="2" w:color="9B6BD0"/>
+          <w:right w:val="single" w:sz="4" w:space="2" w:color="9B6BD0"/>
+        </w:pBdr>
+        <w:shd w:val="clear" w:color="auto" w:fill="FAF5FF"/>
+      </w:pPr>
+      <w:r>
+        <w:rPr>
+          <w:rFonts w:ascii="맑은 고딕" w:hAnsi="맑은 고딕" w:eastAsia="맑은 고딕"/>
+          <w:b w:val="0"/>
+          <w:sz w:val="17"/>
+          <w:u w:val="none"/>
+        </w:rPr>
+        <w:t>1 point: the answer includes ONLY ONE of the two correctly.</w:t>
+      </w:r>
+    </w:p>
+    <w:p>
+      <w:pPr>
+        <w:spacing w:before="0" w:after="60" w:line="288" w:lineRule="auto"/>
+        <w:ind w:left="40"/>
+        <w:snapToGrid w:val="0"/>
+        <w:pBdr>
+          <w:top w:val="single" w:sz="4" w:space="2" w:color="9B6BD0"/>
+          <w:left w:val="single" w:sz="4" w:space="2" w:color="9B6BD0"/>
+          <w:bottom w:val="single" w:sz="4" w:space="2" w:color="9B6BD0"/>
+          <w:right w:val="single" w:sz="4" w:space="2" w:color="9B6BD0"/>
+        </w:pBdr>
+        <w:shd w:val="clear" w:color="auto" w:fill="FAF5FF"/>
+      </w:pPr>
+      <w:r>
+        <w:rPr>
+          <w:rFonts w:ascii="맑은 고딕" w:hAnsi="맑은 고딕" w:eastAsia="맑은 고딕"/>
+          <w:b w:val="0"/>
+          <w:sz w:val="17"/>
+          <w:u w:val="none"/>
+        </w:rPr>
+        <w:t>0 point: the answer includes neither, or contradicts the passage.</w:t>
+      </w:r>
+    </w:p>
+    <w:p>
+      <w:pPr>
+        <w:spacing w:before="0" w:after="0" w:line="288" w:lineRule="auto"/>
+        <w:ind w:left="40"/>
+        <w:snapToGrid w:val="0"/>
+        <w:pBdr>
+          <w:top w:val="single" w:sz="4" w:space="2" w:color="9B6BD0"/>
+          <w:left w:val="single" w:sz="4" w:space="2" w:color="9B6BD0"/>
+          <w:bottom w:val="single" w:sz="4" w:space="2" w:color="9B6BD0"/>
+          <w:right w:val="single" w:sz="4" w:space="2" w:color="9B6BD0"/>
+        </w:pBdr>
+        <w:shd w:val="clear" w:color="auto" w:fill="FAF5FF"/>
+      </w:pPr>
+      <w:r>
+        <w:rPr>
+          <w:rFonts w:ascii="맑은 고딕" w:hAnsi="맑은 고딕" w:eastAsia="맑은 고딕"/>
+          <w:b/>
+          <w:sz w:val="17"/>
+          <w:u w:val="none"/>
+        </w:rPr>
+        <w:t>&lt;보 기&gt;</w:t>
+      </w:r>
+    </w:p>
+    <w:p>
+      <w:pPr>
+        <w:spacing w:before="0" w:after="0" w:line="288" w:lineRule="auto"/>
+        <w:ind w:left="40"/>
+        <w:snapToGrid w:val="0"/>
+        <w:pBdr>
+          <w:top w:val="single" w:sz="4" w:space="2" w:color="9B6BD0"/>
+          <w:left w:val="single" w:sz="4" w:space="2" w:color="9B6BD0"/>
+          <w:bottom w:val="single" w:sz="4" w:space="2" w:color="9B6BD0"/>
+          <w:right w:val="single" w:sz="4" w:space="2" w:color="9B6BD0"/>
+        </w:pBdr>
+        <w:shd w:val="clear" w:color="auto" w:fill="FAF5FF"/>
+      </w:pPr>
+      <w:r>
+        <w:rPr>
+          <w:rFonts w:ascii="맑은 고딕" w:hAnsi="맑은 고딕" w:eastAsia="맑은 고딕"/>
+          <w:b w:val="0"/>
+          <w:sz w:val="17"/>
+          <w:u w:val="none"/>
+        </w:rPr>
+        <w:t>(A) It stopped people from treating burnout as a weakness of the individual and made it a problem of the organization, which means the solution has to come from changes in the system and in policy rather than from workers coping on their own.</w:t>
+      </w:r>
+    </w:p>
+    <w:p>
+      <w:pPr>
+        <w:spacing w:before="0" w:after="60" w:line="288" w:lineRule="auto"/>
+        <w:ind w:left="40"/>
+        <w:snapToGrid w:val="0"/>
+        <w:pBdr>
+          <w:top w:val="single" w:sz="4" w:space="2" w:color="9B6BD0"/>
+          <w:left w:val="single" w:sz="4" w:space="2" w:color="9B6BD0"/>
+          <w:bottom w:val="single" w:sz="4" w:space="2" w:color="9B6BD0"/>
+          <w:right w:val="single" w:sz="4" w:space="2" w:color="9B6BD0"/>
+        </w:pBdr>
+        <w:shd w:val="clear" w:color="auto" w:fill="FAF5FF"/>
+      </w:pPr>
+      <w:r>
+        <w:rPr>
+          <w:rFonts w:ascii="맑은 고딕" w:hAnsi="맑은 고딕" w:eastAsia="맑은 고딕"/>
+          <w:b w:val="0"/>
+          <w:sz w:val="17"/>
+          <w:u w:val="none"/>
+        </w:rPr>
+        <w:t>(B) It made people see burnout as something caused by the workplace and its culture rather than by the worker’s own lack of resilience.</w:t>
       </w:r>
     </w:p>
     <w:p>
@@ -1865,7 +2023,7 @@
           <w:sz w:val="17"/>
           <w:u w:val="none"/>
         </w:rPr>
-        <w:t>① forces every company to adopt the same mental-health policy</w:t>
+        <w:t>① (A) 2점 – (B) 2점</w:t>
       </w:r>
     </w:p>
     <w:p>
@@ -1881,7 +2039,7 @@
           <w:sz w:val="17"/>
           <w:u w:val="none"/>
         </w:rPr>
-        <w:t>② makes it possible to respond to burnout at the level of organizations and public policy</w:t>
+        <w:t>② (A) 2점 – (B) 1점</w:t>
       </w:r>
     </w:p>
     <w:p>
@@ -1897,7 +2055,7 @@
           <w:sz w:val="17"/>
           <w:u w:val="none"/>
         </w:rPr>
-        <w:t>③ allows individual workers to walk away from jobs that exhaust them</w:t>
+        <w:t>③ (A) 1점 – (B) 1점</w:t>
       </w:r>
     </w:p>
     <w:p>
@@ -1913,7 +2071,7 @@
           <w:sz w:val="17"/>
           <w:u w:val="none"/>
         </w:rPr>
-        <w:t>④ gives clinicians the authority to decide how workplaces are run</w:t>
+        <w:t>④ (A) 2점 – (B) 0점</w:t>
       </w:r>
     </w:p>
     <w:p>
@@ -1929,7 +2087,7 @@
           <w:sz w:val="17"/>
           <w:u w:val="none"/>
         </w:rPr>
-        <w:t>⑤ lets governments measure burnout more accurately than before</w:t>
+        <w:t>⑤ (A) 1점 – (B) 0점</w:t>
       </w:r>
     </w:p>
     <w:p>
@@ -2590,7 +2748,25 @@
           <w:sz w:val="17"/>
           <w:u w:val="none"/>
         </w:rPr>
-        <w:t xml:space="preserve"> 다음 글의 밑줄 친 문장과 같은 뜻이 되도록 &lt;보기&gt;의 표현을 모두 사용하여 &lt;조건&gt;에 맞게 영작하시오. [3점] [3.0점]</w:t>
+        <w:t xml:space="preserve"> 다음 글의 요약문이 되도록 빈칸에 &lt;보기&gt;의 표현을 </w:t>
+      </w:r>
+      <w:r>
+        <w:rPr>
+          <w:rFonts w:ascii="맑은 고딕" w:hAnsi="맑은 고딕" w:eastAsia="맑은 고딕"/>
+          <w:b w:val="0"/>
+          <w:sz w:val="17"/>
+          <w:u w:val="single"/>
+        </w:rPr>
+        <w:t>모두</w:t>
+      </w:r>
+      <w:r>
+        <w:rPr>
+          <w:rFonts w:ascii="맑은 고딕" w:hAnsi="맑은 고딕" w:eastAsia="맑은 고딕"/>
+          <w:b w:val="0"/>
+          <w:sz w:val="17"/>
+          <w:u w:val="none"/>
+        </w:rPr>
+        <w:t xml:space="preserve"> 배열하여 문장을 완성하시오. (필요하면 어형을 바꿀 것) [3점] [3.0점]</w:t>
       </w:r>
     </w:p>
     <w:p>
@@ -2611,10 +2787,24 @@
           <w:rFonts w:ascii="맑은 고딕" w:hAnsi="맑은 고딕" w:eastAsia="맑은 고딕"/>
           <w:b w:val="0"/>
           <w:sz w:val="17"/>
-          <w:u w:val="single"/>
-        </w:rPr>
-        <w:t>The recognition of burnout as an occupational phenomenon by the WHO in 2019 marked an important moment in the discourse on workplace mental health.</w:t>
-      </w:r>
+          <w:u w:val="none"/>
+        </w:rPr>
+        <w:t>When the WHO classified burnout as a work-related phenomenon in 2019, it was a turning point in how people talk about mental health at work. The new label changes both how clinicians judge the condition and what organizations are expected to do about it, moving the focus toward preventing it at the level of the whole system. Employers are encouraged to make structural changes instead of leaning only on fixes aimed at the individual worker. The decision marked a move away from seeing burnout as a personal weakness or a question of how tough an individual is, and toward seeing it as a problem built into company culture, the way leaders behave, and the wider economic conditions of work. This new way of framing the problem matters, because it makes system-wide action and policy change possible rather than leaving each person to manage or adjust on their own.</w:t>
+      </w:r>
+    </w:p>
+    <w:p>
+      <w:pPr>
+        <w:spacing w:before="0" w:after="60" w:line="288" w:lineRule="auto"/>
+        <w:ind w:left="40"/>
+        <w:snapToGrid w:val="0"/>
+        <w:pBdr>
+          <w:top w:val="single" w:sz="4" w:space="2" w:color="C99B4E"/>
+          <w:left w:val="single" w:sz="4" w:space="2" w:color="C99B4E"/>
+          <w:bottom w:val="single" w:sz="4" w:space="2" w:color="C99B4E"/>
+          <w:right w:val="single" w:sz="4" w:space="2" w:color="C99B4E"/>
+        </w:pBdr>
+        <w:shd w:val="clear" w:color="auto" w:fill="FFF8E1"/>
+      </w:pPr>
       <w:r>
         <w:rPr>
           <w:rFonts w:ascii="맑은 고딕" w:hAnsi="맑은 고딕" w:eastAsia="맑은 고딕"/>
@@ -2622,7 +2812,7 @@
           <w:sz w:val="17"/>
           <w:u w:val="none"/>
         </w:rPr>
-        <w:t xml:space="preserve"> This designation reframes clinical assessment and organizational responsibility, shifting attention to systemic prevention.</w:t>
+        <w:t>By officially recognizing burnout as a work-related phenomenon, the WHO made it possible for burnout to ________________________________________, which calls for changes in organizations and policies rather than more effort from workers alone.</w:t>
       </w:r>
     </w:p>
     <w:p>
@@ -2654,7 +2844,7 @@
           <w:sz w:val="17"/>
           <w:u w:val="none"/>
         </w:rPr>
-        <w:t xml:space="preserve"> that / the WHO / recognition / burnout / as / an occupational phenomenon / in 2019 / marked / an important moment / in / the discourse / on / workplace mental health</w:t>
+        <w:t xml:space="preserve"> than / of / rather / be / individual / a structural problem / see / as / a weakness</w:t>
       </w:r>
     </w:p>
     <w:p>
@@ -2700,7 +2890,7 @@
           <w:sz w:val="17"/>
           <w:u w:val="none"/>
         </w:rPr>
-        <w:t>1. Use ALL the expressions in the box, each only once.</w:t>
+        <w:t>1. &lt;보기&gt;의 표현을 모두 한 번씩 사용할 것 (다른 단어 추가 금지)</w:t>
       </w:r>
     </w:p>
     <w:p>
@@ -2723,7 +2913,7 @@
           <w:sz w:val="17"/>
           <w:u w:val="none"/>
         </w:rPr>
-        <w:t>2. Change the form of ‘recognition’ only (into a verb); do NOT change any other word and do NOT add any other words (do NOT use ‘of’ or ‘by’).</w:t>
+        <w:t>2. 필요한 경우 단어의 형태를 바꿀 것(2곳)</w:t>
       </w:r>
     </w:p>
     <w:p>
@@ -2746,7 +2936,7 @@
           <w:sz w:val="17"/>
           <w:u w:val="none"/>
         </w:rPr>
-        <w:t>3. Begin with ‘That the WHO’ and use a that-clause as the subject of the sentence.</w:t>
+        <w:t>3. 수동태(be seen as)와 ‘A rather than B’ 구문을 사용할 것</w:t>
       </w:r>
     </w:p>
     <w:p>
@@ -2769,7 +2959,7 @@
           <w:sz w:val="17"/>
           <w:u w:val="none"/>
         </w:rPr>
-        <w:t>4. Write 22 words in total.</w:t>
+        <w:t>4. 빈칸에 들어갈 말은 총 12단어</w:t>
       </w:r>
     </w:p>
     <w:p>
@@ -2807,7 +2997,7 @@
           <w:sz w:val="17"/>
           <w:u w:val="none"/>
         </w:rPr>
-        <w:t>⇒ That the WHO ________________________________________________________________________ .</w:t>
+        <w:t>⇒ for burnout to ________________________________________ ,</w:t>
       </w:r>
     </w:p>
     <w:p>
@@ -3840,7 +4030,7 @@
           <w:sz w:val="15"/>
           <w:u w:val="none"/>
         </w:rPr>
-        <w:t xml:space="preserve"> This designation reframes clinical assessment and organizational responsibility, shifting attention to systemic prevention. (shift→shifting)</w:t>
+        <w:t xml:space="preserve"> By reframing clinical assessment and organizational responsibility, this designation turns attention toward preventing burnout at the system level. (영→영 재진술: reframes …, shifting attention to systemic prevention → By reframing …, turns attention toward preventing … / reframe→reframing · turn→turns · prevent→preventing / 18단어 / 전치사 + 동명사)</w:t>
       </w:r>
     </w:p>
     <w:p>
@@ -4131,7 +4321,7 @@
           <w:sz w:val="15"/>
           <w:u w:val="none"/>
         </w:rPr>
-        <w:t xml:space="preserve"> 정답 ②</w:t>
+        <w:t xml:space="preserve"> 정답 ② — (A) 2점 (두 요소 모두)  (B) 1점 (관점 전환만, 개입·정책 변화 없음)</w:t>
       </w:r>
     </w:p>
     <w:p>
@@ -4256,7 +4446,7 @@
           <w:sz w:val="15"/>
           <w:u w:val="none"/>
         </w:rPr>
-        <w:t xml:space="preserve"> That the WHO recognized burnout as an occupational phenomenon in 2019 marked an important moment in the discourse on workplace mental health.</w:t>
+        <w:t xml:space="preserve"> be seen as a structural problem rather than a weakness of individuals</w:t>
       </w:r>
     </w:p>
     <w:p>
@@ -4514,7 +4704,7 @@
           <w:sz w:val="14"/>
           <w:u w:val="none"/>
         </w:rPr>
-        <w:t>③ [주체 교체]</w:t>
+        <w:t>① [과대 채점]</w:t>
       </w:r>
       <w:r>
         <w:rPr>
@@ -4523,7 +4713,7 @@
           <w:sz w:val="14"/>
           <w:u w:val="none"/>
         </w:rPr>
-        <w:t xml:space="preserve"> 개인의 행동으로 돌린 선지 — 글은 개인에게 부담을 지우는 것에서 벗어나는 방향. </w:t>
+        <w:t xml:space="preserve"> (B)에는 개입·정책 변화(ii)가 없다. </w:t>
       </w:r>
       <w:r>
         <w:rPr>
@@ -4532,7 +4722,7 @@
           <w:sz w:val="14"/>
           <w:u w:val="none"/>
         </w:rPr>
-        <w:t>① [정도 과장]</w:t>
+        <w:t>④ [과소 채점]</w:t>
       </w:r>
       <w:r>
         <w:rPr>
@@ -4541,7 +4731,7 @@
           <w:sz w:val="14"/>
           <w:u w:val="none"/>
         </w:rPr>
-        <w:t xml:space="preserve"> ‘가능하게 한다’를 ‘강제한다’로 밀어붙였다. </w:t>
+        <w:t xml:space="preserve"> (B)의 관점 전환은 S4와 일치하므로 0점이 아니다. </w:t>
       </w:r>
       <w:r>
         <w:rPr>
@@ -4550,7 +4740,7 @@
           <w:sz w:val="14"/>
           <w:u w:val="none"/>
         </w:rPr>
-        <w:t>④</w:t>
+        <w:t>⑤</w:t>
       </w:r>
       <w:r>
         <w:rPr>
@@ -4559,7 +4749,7 @@
           <w:sz w:val="14"/>
           <w:u w:val="none"/>
         </w:rPr>
-        <w:t xml:space="preserve"> 임상의는 평가 방식이 바뀌는 주체이지 운영 결정자가 아니다.</w:t>
+        <w:t xml:space="preserve"> (A)는 두 요소가 모두 들어 있다.</w:t>
       </w:r>
     </w:p>
     <w:p>
@@ -4873,7 +5063,7 @@
           <w:sz w:val="14"/>
           <w:u w:val="none"/>
         </w:rPr>
-        <w:t>That the WHO’s recognition of burnout</w:t>
+        <w:t>be seen as a weakness of individuals rather than a structural problem</w:t>
       </w:r>
       <w:r>
         <w:rPr>
@@ -4882,7 +5072,7 @@
           <w:sz w:val="14"/>
           <w:u w:val="none"/>
         </w:rPr>
-        <w:t xml:space="preserve"> ✕ — that절에는 주어+동사가 필요하고 of·by 사용 금지. </w:t>
+        <w:t xml:space="preserve"> ✕ — A·B가 뒤바뀌어 글의 방향(개인 → 구조)과 반대. </w:t>
       </w:r>
       <w:r>
         <w:rPr>
@@ -4891,7 +5081,7 @@
           <w:sz w:val="14"/>
           <w:u w:val="none"/>
         </w:rPr>
-        <w:t>That the WHO recognized burnout … in 2019, it marked</w:t>
+        <w:t>be see as</w:t>
       </w:r>
       <w:r>
         <w:rPr>
@@ -4900,7 +5090,7 @@
           <w:sz w:val="14"/>
           <w:u w:val="none"/>
         </w:rPr>
-        <w:t xml:space="preserve"> ✕ — that절이 주어이므로 it 중복. </w:t>
+        <w:t xml:space="preserve"> ✕ — 수동은 과거분사. </w:t>
       </w:r>
       <w:r>
         <w:rPr>
@@ -4909,7 +5099,7 @@
           <w:sz w:val="14"/>
           <w:u w:val="none"/>
         </w:rPr>
-        <w:t>recognizing</w:t>
+        <w:t>a weakness of individual</w:t>
       </w:r>
       <w:r>
         <w:rPr>
@@ -4918,7 +5108,7 @@
           <w:sz w:val="14"/>
           <w:u w:val="none"/>
         </w:rPr>
-        <w:t xml:space="preserve"> ✕ — 조건의 ‘동사’로 바꾸기(과거 recognized, marked와 시제 일치). [채점] that절 주어 전환 1.5 / 어순·보기 전부 사용 1 / 철자·단어 수 0.5.</w:t>
+        <w:t xml:space="preserve"> ✕ — 복수. [채점] 어순·보기 전부 1.5 / 어형 2곳 1 / 철자·단어 수 0.5.</w:t>
       </w:r>
     </w:p>
     <w:p>
@@ -5083,7 +5273,7 @@
           <w:sz w:val="14"/>
           <w:u w:val="none"/>
         </w:rPr>
-        <w:t xml:space="preserve"> 2019년 WHO가 번아웃을 직업적 현상으로 인정한 것은 직장 정신 건강에 관한 담론에서 중요한 순간을 나타냈다. 이러한 지정은 임상적 평가와 조직의 책임을 재구성하여, 관심을 시스템 차원의 예방으로 옮긴다. 그것은 고용주들이 오직 개인 수준의 해결책에만 의존하기보다는 구조적 개입을 채택하도록 이끈다. 그것은 번아웃을 개인적 실패나 개인의 회복 탄력성의 문제로 보는 것에서 벗어나, 조직 문화, 지도부의 관행, 그리고 노동의 더 넓은 사회 경제적 맥락에 뿌리를 둔 구조적 문제로 이해하는 쪽으로의 전환을 나타냈다. 이러한 재구성은 필수적인데, 그것이 개인에게만 대처하거나 적응하도록 부담을 지우기보다는 시스템 차원의 개입과 정책 수준의 변화로 향하는 문을 열어 주기 때문이다.</w:t>
+        <w:t xml:space="preserve"> ['2019년 WHO가 번아웃을 직업적 현상으로 인정한 것은 직장 정신 건강에 관한 담론에서 중요한 순간을 나타냈다.', '이러한 지정은 임상적 평가와 조직의 책임을 재구성하여, 관심을 시스템 차원의 예방으로 옮긴다.', '그것은 고용주들이 오직 개인 수준의 해결책에만 의존하기보다는 구조적 개입을 채택하도록 이끈다.', '그것은 번아웃을 개인적 실패나 개인의 회복 탄력성의 문제로 보는 것에서 벗어나, 조직 문화, 지도부의 관행, 그리고 노동의 더 넓은 사회 경제적 맥락에 뿌리를 둔 구조적 문제로 이해하는 쪽으로의 전환을 나타냈다.', '이러한 재구성은 필수적인데, 그것이 개인에게만 대처하거나 적응하도록 부담을 지우기보다는 시스템 차원의 개입과 정책 수준의 변화로 향하는 문을 열어 주기 때문이다.']</w:t>
       </w:r>
     </w:p>
     <w:p>
@@ -5108,7 +5298,7 @@
           <w:sz w:val="14"/>
           <w:u w:val="none"/>
         </w:rPr>
-        <w:t xml:space="preserve"> 어떤 도시가 교통사고를 부주의한 운전자의 잘못으로 취급하기를 그만두었을 때 비슷한 일이 일어났다. 충돌 사고가 도로 설계의 문제로 여겨지자, 관심은 개인을 처벌하는 것에서 위험한 교차로를 고치는 것으로 옮겨 갔다. 기술자들은 운전자에게 그저 더 조심하라고 말하기보다 건널목을 다시 설계하도록 요청받았다. 그 변화가 중요했던 이유는, 책임을 실제로 조치를 취할 수 있는 자리 — 운전자 한 사람 한 사람이 아니라 시스템 — 에 두었기 때문이다.</w:t>
+        <w:t xml:space="preserve"> ['어떤 도시가 교통사고를 부주의한 운전자의 잘못으로 취급하기를 그만두었을 때 비슷한 일이 일어났다.', '충돌 사고가 도로 설계의 문제로 여겨지자, 관심은 개인을 처벌하는 것에서 위험한 교차로를 고치는 것으로 옮겨 갔다.', '기술자들은 운전자에게 그저 더 조심하라고 말하기보다 건널목을 다시 설계하도록 요청받았다.', '그 변화가 중요했던 이유는, 책임을 실제로 조치를 취할 수 있는 자리 — 운전자 한 사람 한 사람이 아니라 시스템 — 에 두었기 때문이다.']</w:t>
       </w:r>
     </w:p>
     <w:sectPr>
